--- a/cartas_solicitud/Carta_Solicitud_ELE0300219_MATEMATICAS_DISCRETAS.docx
+++ b/cartas_solicitud/Carta_Solicitud_ELE0300219_MATEMATICAS_DISCRETAS.docx
@@ -11,7 +11,7 @@
           <w:color w:val="646464"/>
           <w:sz w:val="20"/>
         </w:rPr>
-        <w:t>Neiva, Huila, 24 de octubre de 2026</w:t>
+        <w:t>Neiva, Huila, 25 de octubre de 2026</w:t>
         <w:br/>
       </w:r>
     </w:p>
@@ -88,7 +88,7 @@
         <w:br/>
         <w:t>• Semestre del Plan de Estudios: Semestre 8°</w:t>
         <w:br/>
-        <w:t>• Total de Estudiantes Solicitantes Preinscritos: 11 estudiantes</w:t>
+        <w:t>• Total de Estudiantes Solicitantes Preinscritos: 13 estudiantes</w:t>
       </w:r>
     </w:p>
     <w:p>
@@ -97,7 +97,7 @@
         <w:jc w:val="both"/>
       </w:pPr>
       <w:r>
-        <w:t>Manifestamos nuestro compromiso formal de matrícula y cumplimiento con los requerimientos académicos y arancelarios correspondientes al curso vacacional. Dado que contamos con un grupo sólido de 11 estudiantes interesados (superando el cupo mínimo requerido de 10 estudiantes), solicitamos su valiosa gestión ante la Coordinación Académica y la Dirección de Programa para su respectiva aprobación, asignación docente y programación de horarios.</w:t>
+        <w:t>Manifestamos nuestro compromiso formal de matrícula y cumplimiento con los requerimientos académicos y arancelarios correspondientes al curso vacacional. Dado que contamos con un grupo sólido de 13 estudiantes interesados (superando el cupo mínimo requerido de 10 estudiantes), solicitamos su valiosa gestión ante la Coordinación Académica y la Dirección de Programa para su respectiva aprobación, asignación docente y programación de horarios.</w:t>
       </w:r>
     </w:p>
     <w:p>
@@ -954,7 +954,7 @@
                 <w:b/>
                 <w:sz w:val="17"/>
               </w:rPr>
-              <w:t>John jairo Sánchez garcia</w:t>
+              <w:t>Daniel Andres Quintero Sandoval</w:t>
             </w:r>
           </w:p>
         </w:tc>
@@ -977,7 +977,7 @@
               <w:rPr>
                 <w:sz w:val="17"/>
               </w:rPr>
-              <w:t>79843323</w:t>
+              <w:t>1130657578</w:t>
             </w:r>
           </w:p>
         </w:tc>
@@ -1000,7 +1000,7 @@
               <w:rPr>
                 <w:sz w:val="17"/>
               </w:rPr>
-              <w:t>3108505201</w:t>
+              <w:t>3124805685</w:t>
             </w:r>
           </w:p>
         </w:tc>
@@ -1022,7 +1022,7 @@
             <w:r>
               <w:drawing>
                 <wp:inline xmlns:a="http://schemas.openxmlformats.org/drawingml/2006/main" xmlns:pic="http://schemas.openxmlformats.org/drawingml/2006/picture">
-                  <wp:extent cx="1370333" cy="292608"/>
+                  <wp:extent cx="731520" cy="292608"/>
                   <wp:docPr id="4" name="Picture 4"/>
                   <wp:cNvGraphicFramePr>
                     <a:graphicFrameLocks noChangeAspect="1"/>
@@ -1043,7 +1043,7 @@
                         <pic:spPr>
                           <a:xfrm>
                             <a:off x="0" y="0"/>
-                            <a:ext cx="1370333" cy="292608"/>
+                            <a:ext cx="731520" cy="292608"/>
                           </a:xfrm>
                           <a:prstGeom prst="rect"/>
                         </pic:spPr>
@@ -1097,7 +1097,7 @@
                 <w:b/>
                 <w:sz w:val="17"/>
               </w:rPr>
-              <w:t>Andres Romero Peñaloza</w:t>
+              <w:t>John jairo Sánchez garcia</w:t>
             </w:r>
           </w:p>
         </w:tc>
@@ -1120,7 +1120,7 @@
               <w:rPr>
                 <w:sz w:val="17"/>
               </w:rPr>
-              <w:t>ELE120241066</w:t>
+              <w:t>79843323</w:t>
             </w:r>
           </w:p>
         </w:tc>
@@ -1143,7 +1143,7 @@
               <w:rPr>
                 <w:sz w:val="17"/>
               </w:rPr>
-              <w:t>3203612819</w:t>
+              <w:t>3108505201</w:t>
             </w:r>
           </w:p>
         </w:tc>
@@ -1165,7 +1165,7 @@
             <w:r>
               <w:drawing>
                 <wp:inline xmlns:a="http://schemas.openxmlformats.org/drawingml/2006/main" xmlns:pic="http://schemas.openxmlformats.org/drawingml/2006/picture">
-                  <wp:extent cx="809682" cy="292608"/>
+                  <wp:extent cx="1370333" cy="292608"/>
                   <wp:docPr id="5" name="Picture 5"/>
                   <wp:cNvGraphicFramePr>
                     <a:graphicFrameLocks noChangeAspect="1"/>
@@ -1186,7 +1186,7 @@
                         <pic:spPr>
                           <a:xfrm>
                             <a:off x="0" y="0"/>
-                            <a:ext cx="809682" cy="292608"/>
+                            <a:ext cx="1370333" cy="292608"/>
                           </a:xfrm>
                           <a:prstGeom prst="rect"/>
                         </pic:spPr>
@@ -1240,7 +1240,7 @@
                 <w:b/>
                 <w:sz w:val="17"/>
               </w:rPr>
-              <w:t>Yessica Andrea Triana Jaime</w:t>
+              <w:t>Andres Romero Peñaloza</w:t>
             </w:r>
           </w:p>
         </w:tc>
@@ -1263,7 +1263,7 @@
               <w:rPr>
                 <w:sz w:val="17"/>
               </w:rPr>
-              <w:t>1083903194</w:t>
+              <w:t>ELE120241066</w:t>
             </w:r>
           </w:p>
         </w:tc>
@@ -1286,7 +1286,7 @@
               <w:rPr>
                 <w:sz w:val="17"/>
               </w:rPr>
-              <w:t>3138468363</w:t>
+              <w:t>3203612819</w:t>
             </w:r>
           </w:p>
         </w:tc>
@@ -1308,7 +1308,7 @@
             <w:r>
               <w:drawing>
                 <wp:inline xmlns:a="http://schemas.openxmlformats.org/drawingml/2006/main" xmlns:pic="http://schemas.openxmlformats.org/drawingml/2006/picture">
-                  <wp:extent cx="731520" cy="292608"/>
+                  <wp:extent cx="809682" cy="292608"/>
                   <wp:docPr id="6" name="Picture 6"/>
                   <wp:cNvGraphicFramePr>
                     <a:graphicFrameLocks noChangeAspect="1"/>
@@ -1329,7 +1329,7 @@
                         <pic:spPr>
                           <a:xfrm>
                             <a:off x="0" y="0"/>
-                            <a:ext cx="731520" cy="292608"/>
+                            <a:ext cx="809682" cy="292608"/>
                           </a:xfrm>
                           <a:prstGeom prst="rect"/>
                         </pic:spPr>
@@ -1383,7 +1383,7 @@
                 <w:b/>
                 <w:sz w:val="17"/>
               </w:rPr>
-              <w:t>Yonier Castillo Mamian</w:t>
+              <w:t>Yessica Andrea Triana Jaime</w:t>
             </w:r>
           </w:p>
         </w:tc>
@@ -1406,7 +1406,7 @@
               <w:rPr>
                 <w:sz w:val="17"/>
               </w:rPr>
-              <w:t>1007393163</w:t>
+              <w:t>1083903194</w:t>
             </w:r>
           </w:p>
         </w:tc>
@@ -1429,7 +1429,7 @@
               <w:rPr>
                 <w:sz w:val="17"/>
               </w:rPr>
-              <w:t>3146332975</w:t>
+              <w:t>3138468363</w:t>
             </w:r>
           </w:p>
         </w:tc>
@@ -1526,7 +1526,7 @@
                 <w:b/>
                 <w:sz w:val="17"/>
               </w:rPr>
-              <w:t>Yamid René Potosí</w:t>
+              <w:t>Yonier Castillo Mamian</w:t>
             </w:r>
           </w:p>
         </w:tc>
@@ -1549,7 +1549,7 @@
               <w:rPr>
                 <w:sz w:val="17"/>
               </w:rPr>
-              <w:t>1063808522</w:t>
+              <w:t>1007393163</w:t>
             </w:r>
           </w:p>
         </w:tc>
@@ -1572,7 +1572,7 @@
               <w:rPr>
                 <w:sz w:val="17"/>
               </w:rPr>
-              <w:t>3042230424</w:t>
+              <w:t>3146332975</w:t>
             </w:r>
           </w:p>
         </w:tc>
@@ -1669,7 +1669,7 @@
                 <w:b/>
                 <w:sz w:val="17"/>
               </w:rPr>
-              <w:t>Rodrigo Roa Lugo</w:t>
+              <w:t>Yamid René Potosí</w:t>
             </w:r>
           </w:p>
         </w:tc>
@@ -1692,7 +1692,7 @@
               <w:rPr>
                 <w:sz w:val="17"/>
               </w:rPr>
-              <w:t>1075545434</w:t>
+              <w:t>1063808522</w:t>
             </w:r>
           </w:p>
         </w:tc>
@@ -1715,7 +1715,7 @@
               <w:rPr>
                 <w:sz w:val="17"/>
               </w:rPr>
-              <w:t>3156290775</w:t>
+              <w:t>3042230424</w:t>
             </w:r>
           </w:p>
         </w:tc>
@@ -1751,6 +1751,292 @@
                         </pic:nvPicPr>
                         <pic:blipFill>
                           <a:blip r:embed="rId17"/>
+                          <a:stretch>
+                            <a:fillRect/>
+                          </a:stretch>
+                        </pic:blipFill>
+                        <pic:spPr>
+                          <a:xfrm>
+                            <a:off x="0" y="0"/>
+                            <a:ext cx="731520" cy="292608"/>
+                          </a:xfrm>
+                          <a:prstGeom prst="rect"/>
+                        </pic:spPr>
+                      </pic:pic>
+                    </a:graphicData>
+                  </a:graphic>
+                </wp:inline>
+              </w:drawing>
+            </w:r>
+          </w:p>
+        </w:tc>
+      </w:tr>
+      <w:tr>
+        <w:tc>
+          <w:tcPr>
+            <w:tcW w:type="dxa" w:w="576"/>
+            <w:tcMar>
+              <w:top w:w="100" w:type="dxa"/>
+              <w:bottom w:w="100" w:type="dxa"/>
+              <w:left w:w="80" w:type="dxa"/>
+              <w:right w:w="80" w:type="dxa"/>
+            </w:tcMar>
+            <w:shd w:fill="F9FAF8"/>
+          </w:tcPr>
+          <w:p>
+            <w:pPr>
+              <w:jc w:val="center"/>
+            </w:pPr>
+            <w:r>
+              <w:rPr>
+                <w:sz w:val="17"/>
+              </w:rPr>
+              <w:t>12</w:t>
+            </w:r>
+          </w:p>
+        </w:tc>
+        <w:tc>
+          <w:tcPr>
+            <w:tcW w:type="dxa" w:w="3312"/>
+            <w:tcMar>
+              <w:top w:w="100" w:type="dxa"/>
+              <w:bottom w:w="100" w:type="dxa"/>
+              <w:left w:w="80" w:type="dxa"/>
+              <w:right w:w="80" w:type="dxa"/>
+            </w:tcMar>
+            <w:shd w:fill="F9FAF8"/>
+          </w:tcPr>
+          <w:p>
+            <w:r>
+              <w:rPr>
+                <w:b/>
+                <w:sz w:val="17"/>
+              </w:rPr>
+              <w:t>Rodrigo Roa Lugo</w:t>
+            </w:r>
+          </w:p>
+        </w:tc>
+        <w:tc>
+          <w:tcPr>
+            <w:tcW w:type="dxa" w:w="1728"/>
+            <w:tcMar>
+              <w:top w:w="100" w:type="dxa"/>
+              <w:bottom w:w="100" w:type="dxa"/>
+              <w:left w:w="80" w:type="dxa"/>
+              <w:right w:w="80" w:type="dxa"/>
+            </w:tcMar>
+            <w:shd w:fill="F9FAF8"/>
+          </w:tcPr>
+          <w:p>
+            <w:pPr>
+              <w:jc w:val="center"/>
+            </w:pPr>
+            <w:r>
+              <w:rPr>
+                <w:sz w:val="17"/>
+              </w:rPr>
+              <w:t>1075545434</w:t>
+            </w:r>
+          </w:p>
+        </w:tc>
+        <w:tc>
+          <w:tcPr>
+            <w:tcW w:type="dxa" w:w="1584"/>
+            <w:tcMar>
+              <w:top w:w="100" w:type="dxa"/>
+              <w:bottom w:w="100" w:type="dxa"/>
+              <w:left w:w="80" w:type="dxa"/>
+              <w:right w:w="80" w:type="dxa"/>
+            </w:tcMar>
+            <w:shd w:fill="F9FAF8"/>
+          </w:tcPr>
+          <w:p>
+            <w:pPr>
+              <w:jc w:val="center"/>
+            </w:pPr>
+            <w:r>
+              <w:rPr>
+                <w:sz w:val="17"/>
+              </w:rPr>
+              <w:t>3156290775</w:t>
+            </w:r>
+          </w:p>
+        </w:tc>
+        <w:tc>
+          <w:tcPr>
+            <w:tcW w:type="dxa" w:w="2592"/>
+            <w:tcMar>
+              <w:top w:w="100" w:type="dxa"/>
+              <w:bottom w:w="100" w:type="dxa"/>
+              <w:left w:w="80" w:type="dxa"/>
+              <w:right w:w="80" w:type="dxa"/>
+            </w:tcMar>
+            <w:shd w:fill="F9FAF8"/>
+          </w:tcPr>
+          <w:p>
+            <w:pPr>
+              <w:jc w:val="center"/>
+            </w:pPr>
+            <w:r>
+              <w:drawing>
+                <wp:inline xmlns:a="http://schemas.openxmlformats.org/drawingml/2006/main" xmlns:pic="http://schemas.openxmlformats.org/drawingml/2006/picture">
+                  <wp:extent cx="731520" cy="292608"/>
+                  <wp:docPr id="10" name="Picture 10"/>
+                  <wp:cNvGraphicFramePr>
+                    <a:graphicFrameLocks noChangeAspect="1"/>
+                  </wp:cNvGraphicFramePr>
+                  <a:graphic>
+                    <a:graphicData uri="http://schemas.openxmlformats.org/drawingml/2006/picture">
+                      <pic:pic>
+                        <pic:nvPicPr>
+                          <pic:cNvPr id="0" name="image.png"/>
+                          <pic:cNvPicPr/>
+                        </pic:nvPicPr>
+                        <pic:blipFill>
+                          <a:blip r:embed="rId18"/>
+                          <a:stretch>
+                            <a:fillRect/>
+                          </a:stretch>
+                        </pic:blipFill>
+                        <pic:spPr>
+                          <a:xfrm>
+                            <a:off x="0" y="0"/>
+                            <a:ext cx="731520" cy="292608"/>
+                          </a:xfrm>
+                          <a:prstGeom prst="rect"/>
+                        </pic:spPr>
+                      </pic:pic>
+                    </a:graphicData>
+                  </a:graphic>
+                </wp:inline>
+              </w:drawing>
+            </w:r>
+          </w:p>
+        </w:tc>
+      </w:tr>
+      <w:tr>
+        <w:tc>
+          <w:tcPr>
+            <w:tcW w:type="dxa" w:w="576"/>
+            <w:tcMar>
+              <w:top w:w="100" w:type="dxa"/>
+              <w:bottom w:w="100" w:type="dxa"/>
+              <w:left w:w="80" w:type="dxa"/>
+              <w:right w:w="80" w:type="dxa"/>
+            </w:tcMar>
+            <w:shd w:fill="FFFFFF"/>
+          </w:tcPr>
+          <w:p>
+            <w:pPr>
+              <w:jc w:val="center"/>
+            </w:pPr>
+            <w:r>
+              <w:rPr>
+                <w:sz w:val="17"/>
+              </w:rPr>
+              <w:t>13</w:t>
+            </w:r>
+          </w:p>
+        </w:tc>
+        <w:tc>
+          <w:tcPr>
+            <w:tcW w:type="dxa" w:w="3312"/>
+            <w:tcMar>
+              <w:top w:w="100" w:type="dxa"/>
+              <w:bottom w:w="100" w:type="dxa"/>
+              <w:left w:w="80" w:type="dxa"/>
+              <w:right w:w="80" w:type="dxa"/>
+            </w:tcMar>
+            <w:shd w:fill="FFFFFF"/>
+          </w:tcPr>
+          <w:p>
+            <w:r>
+              <w:rPr>
+                <w:b/>
+                <w:sz w:val="17"/>
+              </w:rPr>
+              <w:t>johan sebastian Olaya silva</w:t>
+            </w:r>
+          </w:p>
+        </w:tc>
+        <w:tc>
+          <w:tcPr>
+            <w:tcW w:type="dxa" w:w="1728"/>
+            <w:tcMar>
+              <w:top w:w="100" w:type="dxa"/>
+              <w:bottom w:w="100" w:type="dxa"/>
+              <w:left w:w="80" w:type="dxa"/>
+              <w:right w:w="80" w:type="dxa"/>
+            </w:tcMar>
+            <w:shd w:fill="FFFFFF"/>
+          </w:tcPr>
+          <w:p>
+            <w:pPr>
+              <w:jc w:val="center"/>
+            </w:pPr>
+            <w:r>
+              <w:rPr>
+                <w:sz w:val="17"/>
+              </w:rPr>
+              <w:t>1075286978</w:t>
+            </w:r>
+          </w:p>
+        </w:tc>
+        <w:tc>
+          <w:tcPr>
+            <w:tcW w:type="dxa" w:w="1584"/>
+            <w:tcMar>
+              <w:top w:w="100" w:type="dxa"/>
+              <w:bottom w:w="100" w:type="dxa"/>
+              <w:left w:w="80" w:type="dxa"/>
+              <w:right w:w="80" w:type="dxa"/>
+            </w:tcMar>
+            <w:shd w:fill="FFFFFF"/>
+          </w:tcPr>
+          <w:p>
+            <w:pPr>
+              <w:jc w:val="center"/>
+            </w:pPr>
+            <w:r>
+              <w:rPr>
+                <w:sz w:val="17"/>
+              </w:rPr>
+              <w:t>3145883711</w:t>
+            </w:r>
+          </w:p>
+        </w:tc>
+        <w:tc>
+          <w:tcPr>
+            <w:tcW w:type="dxa" w:w="2592"/>
+            <w:tcMar>
+              <w:top w:w="100" w:type="dxa"/>
+              <w:bottom w:w="100" w:type="dxa"/>
+              <w:left w:w="80" w:type="dxa"/>
+              <w:right w:w="80" w:type="dxa"/>
+            </w:tcMar>
+            <w:shd w:fill="FFFFFF"/>
+          </w:tcPr>
+          <w:p>
+            <w:pPr>
+              <w:jc w:val="center"/>
+            </w:pPr>
+            <w:r>
+              <w:drawing>
+                <wp:inline xmlns:a="http://schemas.openxmlformats.org/drawingml/2006/main" xmlns:pic="http://schemas.openxmlformats.org/drawingml/2006/picture">
+                  <wp:extent cx="731520" cy="292608"/>
+                  <wp:docPr id="11" name="Picture 11"/>
+                  <wp:cNvGraphicFramePr>
+                    <a:graphicFrameLocks noChangeAspect="1"/>
+                  </wp:cNvGraphicFramePr>
+                  <a:graphic>
+                    <a:graphicData uri="http://schemas.openxmlformats.org/drawingml/2006/picture">
+                      <pic:pic>
+                        <pic:nvPicPr>
+                          <pic:cNvPr id="0" name="image.png"/>
+                          <pic:cNvPicPr/>
+                        </pic:nvPicPr>
+                        <pic:blipFill>
+                          <a:blip r:embed="rId19"/>
                           <a:stretch>
                             <a:fillRect/>
                           </a:stretch>

--- a/cartas_solicitud/Carta_Solicitud_ELE0300219_MATEMATICAS_DISCRETAS.docx
+++ b/cartas_solicitud/Carta_Solicitud_ELE0300219_MATEMATICAS_DISCRETAS.docx
@@ -2069,9 +2069,20 @@
         <w:t>Atentamente,</w:t>
         <w:br/>
         <w:br/>
+      </w:r>
+      <w:r>
         <w:t>ESTUDIANTES SOLICITANTES DE INGENIERÍA ELÉCTRICA</w:t>
         <w:br/>
         <w:t>Fundación Escuela Tecnológica de Neiva "Jesús Oviedo Pérez" - FET</w:t>
+        <w:br/>
+      </w:r>
+      <w:r>
+        <w:rPr>
+          <w:i/>
+          <w:color w:val="8C8C8C"/>
+          <w:sz w:val="17"/>
+        </w:rPr>
+        <w:t>(Respaldo de Representación Estudiantil al alcanzar 15 firmas • Actual: 11/15 firmas)</w:t>
       </w:r>
     </w:p>
     <w:sectPr>

--- a/cartas_solicitud/Carta_Solicitud_ELE0300219_MATEMATICAS_DISCRETAS.docx
+++ b/cartas_solicitud/Carta_Solicitud_ELE0300219_MATEMATICAS_DISCRETAS.docx
@@ -11,7 +11,7 @@
           <w:color w:val="646464"/>
           <w:sz w:val="20"/>
         </w:rPr>
-        <w:t>Neiva, Huila, 25 de octubre de 2026</w:t>
+        <w:t>Neiva, Huila, 26 de octubre de 2026</w:t>
         <w:br/>
       </w:r>
     </w:p>
